--- a/Low Code Exp 2 - Ritesh S.docx
+++ b/Low Code Exp 2 - Ritesh S.docx
@@ -1,6 +1,6 @@
 
 <file path=word/document.xml><?xml version="1.0" encoding="utf-8"?>
-<w:document xmlns:wpc="http://schemas.microsoft.com/office/word/2010/wordprocessingCanvas" xmlns:cx="http://schemas.microsoft.com/office/drawing/2014/chartex" xmlns:cx1="http://schemas.microsoft.com/office/drawing/2015/9/8/chartex" xmlns:cx2="http://schemas.microsoft.com/office/drawing/2015/10/21/chartex" xmlns:cx3="http://schemas.microsoft.com/office/drawing/2016/5/9/chartex" xmlns:cx4="http://schemas.microsoft.com/office/drawing/2016/5/10/chartex" xmlns:cx5="http://schemas.microsoft.com/office/drawing/2016/5/11/chartex" xmlns:cx6="http://schemas.microsoft.com/office/drawing/2016/5/12/chartex" xmlns:cx7="http://schemas.microsoft.com/office/drawing/2016/5/13/chartex" xmlns:cx8="http://schemas.microsoft.com/office/drawing/2016/5/14/chartex" xmlns:mc="http://schemas.openxmlformats.org/markup-compatibility/2006" xmlns:aink="http://schemas.microsoft.com/office/drawing/2016/ink" xmlns:am3d="http://schemas.microsoft.com/office/drawing/2017/model3d" xmlns:o="urn:schemas-microsoft-com:office:office" xmlns:oel="http://schemas.microsoft.com/office/2019/extlst" xmlns:r="http://schemas.openxmlformats.org/officeDocument/2006/relationships" xmlns:m="http://schemas.openxmlformats.org/officeDocument/2006/math" xmlns:v="urn:schemas-microsoft-com:vml" xmlns:wp14="http://schemas.microsoft.com/office/word/2010/wordprocessingDrawing" xmlns:wp="http://schemas.openxmlformats.org/drawingml/2006/wordprocessingDrawing" xmlns:w10="urn:schemas-microsoft-com:office:word" xmlns:w="http://schemas.openxmlformats.org/wordprocessingml/2006/main" xmlns:w14="http://schemas.microsoft.com/office/word/2010/wordml" xmlns:w15="http://schemas.microsoft.com/office/word/2012/wordml" xmlns:w16cei="http://schemas.microsoft.com/office/word/2026/wordml/cei" xmlns:w16cex="http://schemas.microsoft.com/office/word/2018/wordml/cex" xmlns:w16cid="http://schemas.microsoft.com/office/word/2016/wordml/cid" xmlns:w16="http://schemas.microsoft.com/office/word/2018/wordml" xmlns:w16du="http://schemas.microsoft.com/office/word/2023/wordml/word16du" xmlns:w16sdtdh="http://schemas.microsoft.com/office/word/2020/wordml/sdtdatahash" xmlns:w16sdtfl="http://schemas.microsoft.com/office/word/2024/wordml/sdtformatlock" xmlns:w16se="http://schemas.microsoft.com/office/word/2015/wordml/symex" xmlns:wpg="http://schemas.microsoft.com/office/word/2010/wordprocessingGroup" xmlns:wpi="http://schemas.microsoft.com/office/word/2010/wordprocessingInk" xmlns:wne="http://schemas.microsoft.com/office/word/2006/wordml" xmlns:wps="http://schemas.microsoft.com/office/word/2010/wordprocessingShape" mc:Ignorable="w14 w15 w16se w16cid w16 w16cex w16sdtdh w16sdtfl w16du wp14">
+<w:document xmlns:wpc="http://schemas.microsoft.com/office/word/2010/wordprocessingCanvas" xmlns:mc="http://schemas.openxmlformats.org/markup-compatibility/2006" xmlns:o="urn:schemas-microsoft-com:office:office" xmlns:r="http://schemas.openxmlformats.org/officeDocument/2006/relationships" xmlns:m="http://schemas.openxmlformats.org/officeDocument/2006/math" xmlns:v="urn:schemas-microsoft-com:vml" xmlns:wp14="http://schemas.microsoft.com/office/word/2010/wordprocessingDrawing" xmlns:wp="http://schemas.openxmlformats.org/drawingml/2006/wordprocessingDrawing" xmlns:w10="urn:schemas-microsoft-com:office:word" xmlns:w="http://schemas.openxmlformats.org/wordprocessingml/2006/main" xmlns:w14="http://schemas.microsoft.com/office/word/2010/wordml" xmlns:w15="http://schemas.microsoft.com/office/word/2012/wordml" xmlns:wpg="http://schemas.microsoft.com/office/word/2010/wordprocessingGroup" xmlns:wpi="http://schemas.microsoft.com/office/word/2010/wordprocessingInk" xmlns:wne="http://schemas.microsoft.com/office/word/2006/wordml" xmlns:wps="http://schemas.microsoft.com/office/word/2010/wordprocessingShape" mc:Ignorable="w14 w15 wp14">
   <w:body>
     <w:p>
       <w:pPr>
@@ -59,7 +59,7 @@
     <w:p>
       <w:r>
         <w:pict w14:anchorId="3C7891C2">
-          <v:rect id="_x0000_i1067" style="width:0;height:1.5pt" o:hralign="center" o:hrstd="t" o:hr="t" fillcolor="#a0a0a0" stroked="f"/>
+          <v:rect id="_x0000_i1025" style="width:0;height:1.5pt" o:hralign="center" o:hrstd="t" o:hr="t" fillcolor="#a0a0a0" stroked="f"/>
         </w:pict>
       </w:r>
     </w:p>
@@ -239,7 +239,7 @@
     <w:p>
       <w:r>
         <w:pict w14:anchorId="787CA3E1">
-          <v:rect id="_x0000_i1068" style="width:0;height:1.5pt" o:hralign="center" o:hrstd="t" o:hr="t" fillcolor="#a0a0a0" stroked="f"/>
+          <v:rect id="_x0000_i1026" style="width:0;height:1.5pt" o:hralign="center" o:hrstd="t" o:hr="t" fillcolor="#a0a0a0" stroked="f"/>
         </w:pict>
       </w:r>
     </w:p>
@@ -276,7 +276,7 @@
     <w:p>
       <w:r>
         <w:pict w14:anchorId="60A7D7DC">
-          <v:rect id="_x0000_i1069" style="width:0;height:1.5pt" o:hralign="center" o:hrstd="t" o:hr="t" fillcolor="#a0a0a0" stroked="f"/>
+          <v:rect id="_x0000_i1027" style="width:0;height:1.5pt" o:hralign="center" o:hrstd="t" o:hr="t" fillcolor="#a0a0a0" stroked="f"/>
         </w:pict>
       </w:r>
     </w:p>
@@ -379,7 +379,7 @@
     <w:p>
       <w:r>
         <w:pict w14:anchorId="22110D22">
-          <v:rect id="_x0000_i1070" style="width:0;height:1.5pt" o:hralign="center" o:hrstd="t" o:hr="t" fillcolor="#a0a0a0" stroked="f"/>
+          <v:rect id="_x0000_i1028" style="width:0;height:1.5pt" o:hralign="center" o:hrstd="t" o:hr="t" fillcolor="#a0a0a0" stroked="f"/>
         </w:pict>
       </w:r>
     </w:p>
@@ -478,7 +478,7 @@
     <w:p>
       <w:r>
         <w:pict w14:anchorId="03318EA6">
-          <v:rect id="_x0000_i1071" style="width:0;height:1.5pt" o:hralign="center" o:hrstd="t" o:hr="t" fillcolor="#a0a0a0" stroked="f"/>
+          <v:rect id="_x0000_i1029" style="width:0;height:1.5pt" o:hralign="center" o:hrstd="t" o:hr="t" fillcolor="#a0a0a0" stroked="f"/>
         </w:pict>
       </w:r>
     </w:p>
@@ -569,7 +569,7 @@
     <w:p>
       <w:r>
         <w:pict w14:anchorId="1F3A19C0">
-          <v:rect id="_x0000_i1072" style="width:0;height:1.5pt" o:hralign="center" o:hrstd="t" o:hr="t" fillcolor="#a0a0a0" stroked="f"/>
+          <v:rect id="_x0000_i1030" style="width:0;height:1.5pt" o:hralign="center" o:hrstd="t" o:hr="t" fillcolor="#a0a0a0" stroked="f"/>
         </w:pict>
       </w:r>
     </w:p>
@@ -652,7 +652,7 @@
     <w:p>
       <w:r>
         <w:pict w14:anchorId="12FA8B02">
-          <v:rect id="_x0000_i1073" style="width:0;height:1.5pt" o:hralign="center" o:hrstd="t" o:hr="t" fillcolor="#a0a0a0" stroked="f"/>
+          <v:rect id="_x0000_i1031" style="width:0;height:1.5pt" o:hralign="center" o:hrstd="t" o:hr="t" fillcolor="#a0a0a0" stroked="f"/>
         </w:pict>
       </w:r>
     </w:p>
@@ -676,6 +676,9 @@
         <w:t>A Zoho Creator account was successfully created, and a sample application was developed. Forms, reports, and dashboards were designed, and the functionalities of the Develop, Deploy, and Manage modules were studied. The experiment demonstrated the effectiveness of Zoho Creator as a low-code platform for rapid application development.</w:t>
       </w:r>
     </w:p>
+    <w:p/>
+    <w:p/>
+    <w:p/>
     <w:p/>
     <w:p>
       <w:pPr>
@@ -703,17 +706,13 @@
     </w:p>
     <w:p/>
     <w:p/>
-    <w:p/>
-    <w:p>
-      <w:r>
-        <w:rPr>
-          <w:noProof/>
-        </w:rPr>
+    <w:p>
+      <w:r>
         <w:drawing>
-          <wp:inline distT="0" distB="0" distL="0" distR="0" wp14:anchorId="794E2F0F" wp14:editId="142FAEE3">
-            <wp:extent cx="5731510" cy="2349500"/>
+          <wp:inline distT="0" distB="0" distL="0" distR="0" wp14:anchorId="035AFDAE" wp14:editId="69798724">
+            <wp:extent cx="5731510" cy="2461260"/>
             <wp:effectExtent l="0" t="0" r="2540" b="0"/>
-            <wp:docPr id="1914132819" name="Picture 1"/>
+            <wp:docPr id="1" name="Picture 1"/>
             <wp:cNvGraphicFramePr>
               <a:graphicFrameLocks xmlns:a="http://schemas.openxmlformats.org/drawingml/2006/main" noChangeAspect="1"/>
             </wp:cNvGraphicFramePr>
@@ -721,36 +720,23 @@
               <a:graphicData uri="http://schemas.openxmlformats.org/drawingml/2006/picture">
                 <pic:pic xmlns:pic="http://schemas.openxmlformats.org/drawingml/2006/picture">
                   <pic:nvPicPr>
-                    <pic:cNvPr id="0" name="Picture 57"/>
-                    <pic:cNvPicPr>
-                      <a:picLocks noChangeAspect="1" noChangeArrowheads="1"/>
-                    </pic:cNvPicPr>
+                    <pic:cNvPr id="1" name=""/>
+                    <pic:cNvPicPr/>
                   </pic:nvPicPr>
                   <pic:blipFill>
-                    <a:blip r:embed="rId5">
-                      <a:extLst>
-                        <a:ext uri="{28A0092B-C50C-407E-A947-70E740481C1C}">
-                          <a14:useLocalDpi xmlns:a14="http://schemas.microsoft.com/office/drawing/2010/main" val="0"/>
-                        </a:ext>
-                      </a:extLst>
-                    </a:blip>
-                    <a:srcRect/>
+                    <a:blip r:embed="rId5"/>
                     <a:stretch>
                       <a:fillRect/>
                     </a:stretch>
                   </pic:blipFill>
-                  <pic:spPr bwMode="auto">
+                  <pic:spPr>
                     <a:xfrm>
                       <a:off x="0" y="0"/>
-                      <a:ext cx="5731510" cy="2349500"/>
+                      <a:ext cx="5731510" cy="2461260"/>
                     </a:xfrm>
                     <a:prstGeom prst="rect">
                       <a:avLst/>
                     </a:prstGeom>
-                    <a:noFill/>
-                    <a:ln>
-                      <a:noFill/>
-                    </a:ln>
                   </pic:spPr>
                 </pic:pic>
               </a:graphicData>
@@ -761,17 +747,14 @@
     </w:p>
     <w:p/>
     <w:p/>
-    <w:p>
-      <w:r>
-        <w:rPr>
-          <w:noProof/>
-        </w:rPr>
-        <w:lastRenderedPageBreak/>
+    <w:p/>
+    <w:p>
+      <w:r>
         <w:drawing>
-          <wp:inline distT="0" distB="0" distL="0" distR="0" wp14:anchorId="3BCCA9B8" wp14:editId="4C0E2D1C">
-            <wp:extent cx="5731510" cy="2326005"/>
-            <wp:effectExtent l="0" t="0" r="2540" b="0"/>
-            <wp:docPr id="1841641020" name="Picture 2"/>
+          <wp:inline distT="0" distB="0" distL="0" distR="0" wp14:anchorId="62CEECAA" wp14:editId="2BA80E6B">
+            <wp:extent cx="5731510" cy="2908300"/>
+            <wp:effectExtent l="0" t="0" r="2540" b="6350"/>
+            <wp:docPr id="5" name="Picture 5"/>
             <wp:cNvGraphicFramePr>
               <a:graphicFrameLocks xmlns:a="http://schemas.openxmlformats.org/drawingml/2006/main" noChangeAspect="1"/>
             </wp:cNvGraphicFramePr>
@@ -779,36 +762,23 @@
               <a:graphicData uri="http://schemas.openxmlformats.org/drawingml/2006/picture">
                 <pic:pic xmlns:pic="http://schemas.openxmlformats.org/drawingml/2006/picture">
                   <pic:nvPicPr>
-                    <pic:cNvPr id="0" name="Picture 59"/>
-                    <pic:cNvPicPr>
-                      <a:picLocks noChangeAspect="1" noChangeArrowheads="1"/>
-                    </pic:cNvPicPr>
+                    <pic:cNvPr id="1" name=""/>
+                    <pic:cNvPicPr/>
                   </pic:nvPicPr>
                   <pic:blipFill>
-                    <a:blip r:embed="rId6">
-                      <a:extLst>
-                        <a:ext uri="{28A0092B-C50C-407E-A947-70E740481C1C}">
-                          <a14:useLocalDpi xmlns:a14="http://schemas.microsoft.com/office/drawing/2010/main" val="0"/>
-                        </a:ext>
-                      </a:extLst>
-                    </a:blip>
-                    <a:srcRect/>
+                    <a:blip r:embed="rId6"/>
                     <a:stretch>
                       <a:fillRect/>
                     </a:stretch>
                   </pic:blipFill>
-                  <pic:spPr bwMode="auto">
+                  <pic:spPr>
                     <a:xfrm>
                       <a:off x="0" y="0"/>
-                      <a:ext cx="5731510" cy="2326005"/>
+                      <a:ext cx="5731510" cy="2908300"/>
                     </a:xfrm>
                     <a:prstGeom prst="rect">
                       <a:avLst/>
                     </a:prstGeom>
-                    <a:noFill/>
-                    <a:ln>
-                      <a:noFill/>
-                    </a:ln>
                   </pic:spPr>
                 </pic:pic>
               </a:graphicData>
@@ -819,17 +789,13 @@
     </w:p>
     <w:p/>
     <w:p/>
-    <w:p/>
-    <w:p>
-      <w:r>
-        <w:rPr>
-          <w:noProof/>
-        </w:rPr>
+    <w:p>
+      <w:r>
         <w:drawing>
-          <wp:inline distT="0" distB="0" distL="0" distR="0" wp14:anchorId="719853BB" wp14:editId="4EDD096D">
-            <wp:extent cx="5731510" cy="2261870"/>
-            <wp:effectExtent l="0" t="0" r="2540" b="5080"/>
-            <wp:docPr id="2070640663" name="Picture 3"/>
+          <wp:inline distT="0" distB="0" distL="0" distR="0" wp14:anchorId="477772CB" wp14:editId="534A3AC8">
+            <wp:extent cx="5731510" cy="2861310"/>
+            <wp:effectExtent l="0" t="0" r="2540" b="0"/>
+            <wp:docPr id="6" name="Picture 6"/>
             <wp:cNvGraphicFramePr>
               <a:graphicFrameLocks xmlns:a="http://schemas.openxmlformats.org/drawingml/2006/main" noChangeAspect="1"/>
             </wp:cNvGraphicFramePr>
@@ -837,36 +803,23 @@
               <a:graphicData uri="http://schemas.openxmlformats.org/drawingml/2006/picture">
                 <pic:pic xmlns:pic="http://schemas.openxmlformats.org/drawingml/2006/picture">
                   <pic:nvPicPr>
-                    <pic:cNvPr id="0" name="Picture 61"/>
-                    <pic:cNvPicPr>
-                      <a:picLocks noChangeAspect="1" noChangeArrowheads="1"/>
-                    </pic:cNvPicPr>
+                    <pic:cNvPr id="1" name=""/>
+                    <pic:cNvPicPr/>
                   </pic:nvPicPr>
                   <pic:blipFill>
-                    <a:blip r:embed="rId7">
-                      <a:extLst>
-                        <a:ext uri="{28A0092B-C50C-407E-A947-70E740481C1C}">
-                          <a14:useLocalDpi xmlns:a14="http://schemas.microsoft.com/office/drawing/2010/main" val="0"/>
-                        </a:ext>
-                      </a:extLst>
-                    </a:blip>
-                    <a:srcRect/>
+                    <a:blip r:embed="rId7"/>
                     <a:stretch>
                       <a:fillRect/>
                     </a:stretch>
                   </pic:blipFill>
-                  <pic:spPr bwMode="auto">
+                  <pic:spPr>
                     <a:xfrm>
                       <a:off x="0" y="0"/>
-                      <a:ext cx="5731510" cy="2261870"/>
+                      <a:ext cx="5731510" cy="2861310"/>
                     </a:xfrm>
                     <a:prstGeom prst="rect">
                       <a:avLst/>
                     </a:prstGeom>
-                    <a:noFill/>
-                    <a:ln>
-                      <a:noFill/>
-                    </a:ln>
                   </pic:spPr>
                 </pic:pic>
               </a:graphicData>
@@ -874,6 +827,8 @@
           </wp:inline>
         </w:drawing>
       </w:r>
+      <w:bookmarkStart w:id="0" w:name="_GoBack"/>
+      <w:bookmarkEnd w:id="0"/>
     </w:p>
     <w:sectPr>
       <w:pgSz w:w="11906" w:h="16838"/>
@@ -886,7 +841,7 @@
 </file>
 
 <file path=word/numbering.xml><?xml version="1.0" encoding="utf-8"?>
-<w:numbering xmlns:wpc="http://schemas.microsoft.com/office/word/2010/wordprocessingCanvas" xmlns:cx="http://schemas.microsoft.com/office/drawing/2014/chartex" xmlns:cx1="http://schemas.microsoft.com/office/drawing/2015/9/8/chartex" xmlns:cx2="http://schemas.microsoft.com/office/drawing/2015/10/21/chartex" xmlns:cx3="http://schemas.microsoft.com/office/drawing/2016/5/9/chartex" xmlns:cx4="http://schemas.microsoft.com/office/drawing/2016/5/10/chartex" xmlns:cx5="http://schemas.microsoft.com/office/drawing/2016/5/11/chartex" xmlns:cx6="http://schemas.microsoft.com/office/drawing/2016/5/12/chartex" xmlns:cx7="http://schemas.microsoft.com/office/drawing/2016/5/13/chartex" xmlns:cx8="http://schemas.microsoft.com/office/drawing/2016/5/14/chartex" xmlns:mc="http://schemas.openxmlformats.org/markup-compatibility/2006" xmlns:aink="http://schemas.microsoft.com/office/drawing/2016/ink" xmlns:am3d="http://schemas.microsoft.com/office/drawing/2017/model3d" xmlns:o="urn:schemas-microsoft-com:office:office" xmlns:oel="http://schemas.microsoft.com/office/2019/extlst" xmlns:r="http://schemas.openxmlformats.org/officeDocument/2006/relationships" xmlns:m="http://schemas.openxmlformats.org/officeDocument/2006/math" xmlns:v="urn:schemas-microsoft-com:vml" xmlns:wp14="http://schemas.microsoft.com/office/word/2010/wordprocessingDrawing" xmlns:wp="http://schemas.openxmlformats.org/drawingml/2006/wordprocessingDrawing" xmlns:w10="urn:schemas-microsoft-com:office:word" xmlns:w="http://schemas.openxmlformats.org/wordprocessingml/2006/main" xmlns:w14="http://schemas.microsoft.com/office/word/2010/wordml" xmlns:w15="http://schemas.microsoft.com/office/word/2012/wordml" xmlns:w16cei="http://schemas.microsoft.com/office/word/2026/wordml/cei" xmlns:w16cex="http://schemas.microsoft.com/office/word/2018/wordml/cex" xmlns:w16cid="http://schemas.microsoft.com/office/word/2016/wordml/cid" xmlns:w16="http://schemas.microsoft.com/office/word/2018/wordml" xmlns:w16du="http://schemas.microsoft.com/office/word/2023/wordml/word16du" xmlns:w16sdtdh="http://schemas.microsoft.com/office/word/2020/wordml/sdtdatahash" xmlns:w16sdtfl="http://schemas.microsoft.com/office/word/2024/wordml/sdtformatlock" xmlns:w16se="http://schemas.microsoft.com/office/word/2015/wordml/symex" xmlns:wpg="http://schemas.microsoft.com/office/word/2010/wordprocessingGroup" xmlns:wpi="http://schemas.microsoft.com/office/word/2010/wordprocessingInk" xmlns:wne="http://schemas.microsoft.com/office/word/2006/wordml" xmlns:wps="http://schemas.microsoft.com/office/word/2010/wordprocessingShape" mc:Ignorable="w14 w15 w16se w16cid w16 w16cex w16sdtdh w16sdtfl w16du wp14">
+<w:numbering xmlns:wpc="http://schemas.microsoft.com/office/word/2010/wordprocessingCanvas" xmlns:mc="http://schemas.openxmlformats.org/markup-compatibility/2006" xmlns:o="urn:schemas-microsoft-com:office:office" xmlns:r="http://schemas.openxmlformats.org/officeDocument/2006/relationships" xmlns:m="http://schemas.openxmlformats.org/officeDocument/2006/math" xmlns:v="urn:schemas-microsoft-com:vml" xmlns:wp14="http://schemas.microsoft.com/office/word/2010/wordprocessingDrawing" xmlns:wp="http://schemas.openxmlformats.org/drawingml/2006/wordprocessingDrawing" xmlns:w10="urn:schemas-microsoft-com:office:word" xmlns:w="http://schemas.openxmlformats.org/wordprocessingml/2006/main" xmlns:w14="http://schemas.microsoft.com/office/word/2010/wordml" xmlns:w15="http://schemas.microsoft.com/office/word/2012/wordml" xmlns:wpg="http://schemas.microsoft.com/office/word/2010/wordprocessingGroup" xmlns:wpi="http://schemas.microsoft.com/office/word/2010/wordprocessingInk" xmlns:wne="http://schemas.microsoft.com/office/word/2006/wordml" xmlns:wps="http://schemas.microsoft.com/office/word/2010/wordprocessingShape" mc:Ignorable="w14 w15 wp14">
   <w:abstractNum w:abstractNumId="0" w15:restartNumberingAfterBreak="0">
     <w:nsid w:val="08C80AA1"/>
     <w:multiLevelType w:val="multilevel"/>
@@ -1560,26 +1515,26 @@
       </w:pPr>
     </w:lvl>
   </w:abstractNum>
-  <w:num w:numId="1" w16cid:durableId="1049108170">
+  <w:num w:numId="1">
     <w:abstractNumId w:val="3"/>
   </w:num>
-  <w:num w:numId="2" w16cid:durableId="807354725">
+  <w:num w:numId="2">
     <w:abstractNumId w:val="4"/>
   </w:num>
-  <w:num w:numId="3" w16cid:durableId="223609986">
+  <w:num w:numId="3">
     <w:abstractNumId w:val="0"/>
   </w:num>
-  <w:num w:numId="4" w16cid:durableId="2041204225">
+  <w:num w:numId="4">
     <w:abstractNumId w:val="1"/>
   </w:num>
-  <w:num w:numId="5" w16cid:durableId="1137186190">
+  <w:num w:numId="5">
     <w:abstractNumId w:val="2"/>
   </w:num>
 </w:numbering>
 </file>
 
 <file path=word/styles.xml><?xml version="1.0" encoding="utf-8"?>
-<w:styles xmlns:mc="http://schemas.openxmlformats.org/markup-compatibility/2006" xmlns:r="http://schemas.openxmlformats.org/officeDocument/2006/relationships" xmlns:w="http://schemas.openxmlformats.org/wordprocessingml/2006/main" xmlns:w14="http://schemas.microsoft.com/office/word/2010/wordml" xmlns:w15="http://schemas.microsoft.com/office/word/2012/wordml" xmlns:w16cex="http://schemas.microsoft.com/office/word/2018/wordml/cex" xmlns:w16cid="http://schemas.microsoft.com/office/word/2016/wordml/cid" xmlns:w16="http://schemas.microsoft.com/office/word/2018/wordml" xmlns:w16du="http://schemas.microsoft.com/office/word/2023/wordml/word16du" xmlns:w16sdtdh="http://schemas.microsoft.com/office/word/2020/wordml/sdtdatahash" xmlns:w16sdtfl="http://schemas.microsoft.com/office/word/2024/wordml/sdtformatlock" xmlns:w16se="http://schemas.microsoft.com/office/word/2015/wordml/symex" mc:Ignorable="w14 w15 w16se w16cid w16 w16cex w16sdtdh w16sdtfl w16du">
+<w:styles xmlns:mc="http://schemas.openxmlformats.org/markup-compatibility/2006" xmlns:r="http://schemas.openxmlformats.org/officeDocument/2006/relationships" xmlns:w="http://schemas.openxmlformats.org/wordprocessingml/2006/main" xmlns:w14="http://schemas.microsoft.com/office/word/2010/wordml" xmlns:w15="http://schemas.microsoft.com/office/word/2012/wordml" mc:Ignorable="w14 w15">
   <w:docDefaults>
     <w:rPrDefault>
       <w:rPr>
@@ -1597,7 +1552,7 @@
       </w:pPr>
     </w:pPrDefault>
   </w:docDefaults>
-  <w:latentStyles w:defLockedState="0" w:defUIPriority="99" w:defSemiHidden="0" w:defUnhideWhenUsed="0" w:defQFormat="0" w:count="376">
+  <w:latentStyles w:defLockedState="0" w:defUIPriority="99" w:defSemiHidden="0" w:defUnhideWhenUsed="0" w:defQFormat="0" w:count="371">
     <w:lsdException w:name="Normal" w:uiPriority="0" w:qFormat="1"/>
     <w:lsdException w:name="heading 1" w:uiPriority="9" w:qFormat="1"/>
     <w:lsdException w:name="heading 2" w:semiHidden="1" w:uiPriority="9" w:unhideWhenUsed="1" w:qFormat="1"/>
@@ -1969,11 +1924,6 @@
     <w:lsdException w:name="List Table 5 Dark Accent 6" w:uiPriority="50"/>
     <w:lsdException w:name="List Table 6 Colorful Accent 6" w:uiPriority="51"/>
     <w:lsdException w:name="List Table 7 Colorful Accent 6" w:uiPriority="52"/>
-    <w:lsdException w:name="Mention" w:semiHidden="1" w:unhideWhenUsed="1"/>
-    <w:lsdException w:name="Smart Hyperlink" w:semiHidden="1" w:unhideWhenUsed="1"/>
-    <w:lsdException w:name="Hashtag" w:semiHidden="1" w:unhideWhenUsed="1"/>
-    <w:lsdException w:name="Unresolved Mention" w:semiHidden="1" w:unhideWhenUsed="1"/>
-    <w:lsdException w:name="Smart Link" w:semiHidden="1" w:unhideWhenUsed="1"/>
   </w:latentStyles>
   <w:style w:type="paragraph" w:default="1" w:styleId="Normal">
     <w:name w:val="Normal"/>
@@ -2181,6 +2131,7 @@
   <w:style w:type="character" w:default="1" w:styleId="DefaultParagraphFont">
     <w:name w:val="Default Paragraph Font"/>
     <w:uiPriority w:val="1"/>
+    <w:semiHidden/>
     <w:unhideWhenUsed/>
   </w:style>
   <w:style w:type="table" w:default="1" w:styleId="TableNormal">
